--- a/小野町_引継ぎ_整理済/12_進捗管理/小野町_第10期_策定チェックリストの確認結果_20261020.docx
+++ b/小野町_引継ぎ_整理済/12_進捗管理/小野町_第10期_策定チェックリストの確認結果_20261020.docx
@@ -238,7 +238,7 @@
             <w:b/>
             <w:sz w:val="22"/>
           </w:rPr>
-          <w:t xml:space="preserve">3　素案の修正が要るもの</w:t>
+          <w:t xml:space="preserve">3　第12版で素案に反映したもの</w:t>
         </w:r>
         <w:r>
           <w:rPr>
@@ -451,7 +451,7 @@
           <w:i w:val="0"/>
           <w:sz w:val="21"/>
         </w:rPr>
-        <w:t>受領したチェックリスト（176項目）の各項目を、高齢者計画素案（第11版）と当方の関連成果品に当てて判定しました。</w:t>
+        <w:t>受領したチェックリスト（176項目）の各項目を、高齢者計画素案（第12版）と当方の関連成果品に当てて判定しました。</w:t>
       </w:r>
       <w:r>
         <w:rPr>
@@ -644,7 +644,7 @@
                 <w:i w:val="0"/>
                 <w:sz w:val="17"/>
               </w:rPr>
-              <w:t>52件</w:t>
+              <w:t>56件</w:t>
             </w:r>
           </w:p>
         </w:tc>
@@ -706,7 +706,7 @@
                 <w:i w:val="0"/>
                 <w:sz w:val="17"/>
               </w:rPr>
-              <w:t>80件</w:t>
+              <w:t>70件</w:t>
             </w:r>
           </w:p>
         </w:tc>
@@ -726,7 +726,7 @@
                 <w:i w:val="0"/>
                 <w:sz w:val="17"/>
               </w:rPr>
-              <w:t>38件</w:t>
+              <w:t>35件</w:t>
             </w:r>
           </w:p>
         </w:tc>
@@ -768,7 +768,7 @@
                 <w:i w:val="0"/>
                 <w:sz w:val="17"/>
               </w:rPr>
-              <w:t>14件</w:t>
+              <w:t>19件</w:t>
             </w:r>
           </w:p>
         </w:tc>
@@ -788,7 +788,7 @@
                 <w:i w:val="0"/>
                 <w:sz w:val="17"/>
               </w:rPr>
-              <w:t>9件</w:t>
+              <w:t>11件</w:t>
             </w:r>
           </w:p>
         </w:tc>
@@ -830,7 +830,7 @@
                 <w:i w:val="0"/>
                 <w:sz w:val="17"/>
               </w:rPr>
-              <w:t>9件</w:t>
+              <w:t>10件</w:t>
             </w:r>
           </w:p>
         </w:tc>
@@ -850,7 +850,7 @@
                 <w:i w:val="0"/>
                 <w:sz w:val="17"/>
               </w:rPr>
-              <w:t>2件</w:t>
+              <w:t>3件</w:t>
             </w:r>
           </w:p>
         </w:tc>
@@ -1065,7 +1065,7 @@
           <w:color w:val="2E74B5"/>
           <w:sz w:val="30"/>
         </w:rPr>
-        <w:t>3　素案の修正が要るもの</w:t>
+        <w:t>3　第12版で素案に反映したもの</w:t>
       </w:r>
       <w:bookmarkEnd w:id="103"/>
     </w:p>
@@ -1080,7 +1080,30 @@
           <w:i w:val="0"/>
           <w:sz w:val="21"/>
         </w:rPr>
-        <w:t>「確認中」のうち、素案に書き足せば片付くものです（17件）。</w:t>
+        <w:t>第11版の確認で「素案の修正が要る」とした17件を、第12版に反映しました。</w:t>
+      </w:r>
+      <w:r>
+        <w:rPr>
+          <w:rFonts w:ascii="游ゴシック" w:hAnsi="游ゴシック" w:eastAsia="游ゴシック"/>
+          <w:b/>
+          <w:i w:val="0"/>
+          <w:sz w:val="21"/>
+        </w:rPr>
+        <w:t>素案の書き足しで片付いたものは「完了」に改め、町・県の資料や協議会の判断を待つものは、素案に未確定の印を付けたうえで判定を残しています。</w:t>
+      </w:r>
+    </w:p>
+    <w:p>
+      <w:pPr>
+        <w:spacing w:before="60" w:after="60"/>
+      </w:pPr>
+      <w:r>
+        <w:rPr>
+          <w:rFonts w:ascii="游ゴシック" w:hAnsi="游ゴシック" w:eastAsia="游ゴシック"/>
+          <w:b w:val="0"/>
+          <w:i w:val="0"/>
+          <w:sz w:val="21"/>
+        </w:rPr>
+        <w:t>17件の現在の判定は、完了 4件、確認中 7件、資料徴求中 5件、要協議 1件です。</w:t>
       </w:r>
     </w:p>
     <w:p>
@@ -1096,7 +1119,7 @@
           <w:color w:val="1F4D78"/>
           <w:sz w:val="22"/>
         </w:rPr>
-        <w:t>【表2】素案の修正が要るもの</w:t>
+        <w:t>【表2】第12版で素案に反映したもの</w:t>
       </w:r>
     </w:p>
     <w:tbl>
@@ -1120,8 +1143,9 @@
       </w:tblPr>
       <w:tblGrid>
         <w:gridCol w:w="680"/>
-        <w:gridCol w:w="4535"/>
-        <w:gridCol w:w="4535"/>
+        <w:gridCol w:w="3175"/>
+        <w:gridCol w:w="1134"/>
+        <w:gridCol w:w="4762"/>
       </w:tblGrid>
       <w:tr>
         <w:tc>
@@ -1149,7 +1173,7 @@
         </w:tc>
         <w:tc>
           <w:tcPr>
-            <w:tcW w:type="dxa" w:w="4535"/>
+            <w:tcW w:type="dxa" w:w="3175"/>
             <w:shd w:val="clear" w:fill="1F3864"/>
             <w:vAlign w:val="center"/>
           </w:tcPr>
@@ -1172,7 +1196,7 @@
         </w:tc>
         <w:tc>
           <w:tcPr>
-            <w:tcW w:type="dxa" w:w="4535"/>
+            <w:tcW w:type="dxa" w:w="1134"/>
             <w:shd w:val="clear" w:fill="1F3864"/>
             <w:vAlign w:val="center"/>
           </w:tcPr>
@@ -1189,7 +1213,30 @@
                 <w:color w:val="FFFFFF"/>
                 <w:sz w:val="17"/>
               </w:rPr>
-              <w:t>修正指示</w:t>
+              <w:t>判定</w:t>
+            </w:r>
+          </w:p>
+        </w:tc>
+        <w:tc>
+          <w:tcPr>
+            <w:tcW w:type="dxa" w:w="4762"/>
+            <w:shd w:val="clear" w:fill="1F3864"/>
+            <w:vAlign w:val="center"/>
+          </w:tcPr>
+          <w:p>
+            <w:pPr>
+              <w:spacing w:before="20" w:after="20"/>
+              <w:jc w:val="center"/>
+            </w:pPr>
+            <w:r>
+              <w:rPr>
+                <w:rFonts w:ascii="游ゴシック" w:hAnsi="游ゴシック" w:eastAsia="游ゴシック"/>
+                <w:b/>
+                <w:i w:val="0"/>
+                <w:color w:val="FFFFFF"/>
+                <w:sz w:val="17"/>
+              </w:rPr>
+              <w:t>第12版の状態</w:t>
             </w:r>
           </w:p>
         </w:tc>
@@ -1217,7 +1264,7 @@
         </w:tc>
         <w:tc>
           <w:tcPr>
-            <w:tcW w:type="dxa" w:w="4535"/>
+            <w:tcW w:type="dxa" w:w="3175"/>
             <w:vAlign w:val="center"/>
           </w:tcPr>
           <w:p>
@@ -1237,7 +1284,7 @@
         </w:tc>
         <w:tc>
           <w:tcPr>
-            <w:tcW w:type="dxa" w:w="4535"/>
+            <w:tcW w:type="dxa" w:w="1134"/>
             <w:vAlign w:val="center"/>
           </w:tcPr>
           <w:p>
@@ -1251,7 +1298,27 @@
                 <w:i w:val="0"/>
                 <w:sz w:val="17"/>
               </w:rPr>
-              <w:t>第4章1に「本町の地域包括ケアの姿」を1段落で定義し、第6章11・12から参照する</w:t>
+              <w:t>完了</w:t>
+            </w:r>
+          </w:p>
+        </w:tc>
+        <w:tc>
+          <w:tcPr>
+            <w:tcW w:type="dxa" w:w="4762"/>
+            <w:vAlign w:val="center"/>
+          </w:tcPr>
+          <w:p>
+            <w:pPr>
+              <w:spacing w:before="20" w:after="20"/>
+            </w:pPr>
+            <w:r>
+              <w:rPr>
+                <w:rFonts w:ascii="游ゴシック" w:hAnsi="游ゴシック" w:eastAsia="游ゴシック"/>
+                <w:b w:val="0"/>
+                <w:i w:val="0"/>
+                <w:sz w:val="17"/>
+              </w:rPr>
+              <w:t>第4章1に「本町の地域包括ケアの姿」を定義（第12版）。第6章11・12から参照</w:t>
             </w:r>
           </w:p>
         </w:tc>
@@ -1279,7 +1346,7 @@
         </w:tc>
         <w:tc>
           <w:tcPr>
-            <w:tcW w:type="dxa" w:w="4535"/>
+            <w:tcW w:type="dxa" w:w="3175"/>
             <w:vAlign w:val="center"/>
           </w:tcPr>
           <w:p>
@@ -1299,7 +1366,7 @@
         </w:tc>
         <w:tc>
           <w:tcPr>
-            <w:tcW w:type="dxa" w:w="4535"/>
+            <w:tcW w:type="dxa" w:w="1134"/>
             <w:vAlign w:val="center"/>
           </w:tcPr>
           <w:p>
@@ -1313,7 +1380,27 @@
                 <w:i w:val="0"/>
                 <w:sz w:val="17"/>
               </w:rPr>
-              <w:t>町の面積と公共交通の運行状況を受領後、第1章5に数値で補う</w:t>
+              <w:t>確認中</w:t>
+            </w:r>
+          </w:p>
+        </w:tc>
+        <w:tc>
+          <w:tcPr>
+            <w:tcW w:type="dxa" w:w="4762"/>
+            <w:vAlign w:val="center"/>
+          </w:tcPr>
+          <w:p>
+            <w:pPr>
+              <w:spacing w:before="20" w:after="20"/>
+            </w:pPr>
+            <w:r>
+              <w:rPr>
+                <w:rFonts w:ascii="游ゴシック" w:hAnsi="游ゴシック" w:eastAsia="游ゴシック"/>
+                <w:b w:val="0"/>
+                <w:i w:val="0"/>
+                <w:sz w:val="17"/>
+              </w:rPr>
+              <w:t>第1章5で町全域を1圏域とし理由を記載。面積・交通（町営バス・デマンド交通）の数値は町データ待ち（確認事項№44、素案に印あり）</w:t>
             </w:r>
           </w:p>
         </w:tc>
@@ -1341,7 +1428,7 @@
         </w:tc>
         <w:tc>
           <w:tcPr>
-            <w:tcW w:type="dxa" w:w="4535"/>
+            <w:tcW w:type="dxa" w:w="3175"/>
             <w:vAlign w:val="center"/>
           </w:tcPr>
           <w:p>
@@ -1361,7 +1448,7 @@
         </w:tc>
         <w:tc>
           <w:tcPr>
-            <w:tcW w:type="dxa" w:w="4535"/>
+            <w:tcW w:type="dxa" w:w="1134"/>
             <w:vAlign w:val="center"/>
           </w:tcPr>
           <w:p>
@@ -1375,7 +1462,27 @@
                 <w:i w:val="0"/>
                 <w:sz w:val="17"/>
               </w:rPr>
-              <w:t>協議会で目標値を設定する</w:t>
+              <w:t>確認中</w:t>
+            </w:r>
+          </w:p>
+        </w:tc>
+        <w:tc>
+          <w:tcPr>
+            <w:tcW w:type="dxa" w:w="4762"/>
+            <w:vAlign w:val="center"/>
+          </w:tcPr>
+          <w:p>
+            <w:pPr>
+              <w:spacing w:before="20" w:after="20"/>
+            </w:pPr>
+            <w:r>
+              <w:rPr>
+                <w:rFonts w:ascii="游ゴシック" w:hAnsi="游ゴシック" w:eastAsia="游ゴシック"/>
+                <w:b w:val="0"/>
+                <w:i w:val="0"/>
+                <w:sz w:val="17"/>
+              </w:rPr>
+              <w:t>第5章の各施策に成果指標48件、資料編8に定義と種類の一覧。目標値は協議会で設定（【協議会で設定】56か所）</w:t>
             </w:r>
           </w:p>
         </w:tc>
@@ -1403,7 +1510,7 @@
         </w:tc>
         <w:tc>
           <w:tcPr>
-            <w:tcW w:type="dxa" w:w="4535"/>
+            <w:tcW w:type="dxa" w:w="3175"/>
             <w:vAlign w:val="center"/>
           </w:tcPr>
           <w:p>
@@ -1423,7 +1530,7 @@
         </w:tc>
         <w:tc>
           <w:tcPr>
-            <w:tcW w:type="dxa" w:w="4535"/>
+            <w:tcW w:type="dxa" w:w="1134"/>
             <w:vAlign w:val="center"/>
           </w:tcPr>
           <w:p>
@@ -1437,7 +1544,27 @@
                 <w:i w:val="0"/>
                 <w:sz w:val="17"/>
               </w:rPr>
-              <w:t>基本指針の告示後に法定記載事項チェックを再実行</w:t>
+              <w:t>確認中</w:t>
+            </w:r>
+          </w:p>
+        </w:tc>
+        <w:tc>
+          <w:tcPr>
+            <w:tcW w:type="dxa" w:w="4762"/>
+            <w:vAlign w:val="center"/>
+          </w:tcPr>
+          <w:p>
+            <w:pPr>
+              <w:spacing w:before="20" w:after="20"/>
+            </w:pPr>
+            <w:r>
+              <w:rPr>
+                <w:rFonts w:ascii="游ゴシック" w:hAnsi="游ゴシック" w:eastAsia="游ゴシック"/>
+                <w:b w:val="0"/>
+                <w:i w:val="0"/>
+                <w:sz w:val="17"/>
+              </w:rPr>
+              <w:t>改正法（令和8年法律第51号）は令和9年4月1日時点の条文と照合済み（法令API）。第10期基本指針の確定版（告示）は未公表のため未照合</w:t>
             </w:r>
           </w:p>
         </w:tc>
@@ -1465,7 +1592,7 @@
         </w:tc>
         <w:tc>
           <w:tcPr>
-            <w:tcW w:type="dxa" w:w="4535"/>
+            <w:tcW w:type="dxa" w:w="3175"/>
             <w:vAlign w:val="center"/>
           </w:tcPr>
           <w:p>
@@ -1485,7 +1612,7 @@
         </w:tc>
         <w:tc>
           <w:tcPr>
-            <w:tcW w:type="dxa" w:w="4535"/>
+            <w:tcW w:type="dxa" w:w="1134"/>
             <w:vAlign w:val="center"/>
           </w:tcPr>
           <w:p>
@@ -1499,7 +1626,27 @@
                 <w:i w:val="0"/>
                 <w:sz w:val="17"/>
               </w:rPr>
-              <w:t>新たな地域医療構想の県の方針が示された段階で追記</w:t>
+              <w:t>確認中</w:t>
+            </w:r>
+          </w:p>
+        </w:tc>
+        <w:tc>
+          <w:tcPr>
+            <w:tcW w:type="dxa" w:w="4762"/>
+            <w:vAlign w:val="center"/>
+          </w:tcPr>
+          <w:p>
+            <w:pPr>
+              <w:spacing w:before="20" w:after="20"/>
+            </w:pPr>
+            <w:r>
+              <w:rPr>
+                <w:rFonts w:ascii="游ゴシック" w:hAnsi="游ゴシック" w:eastAsia="游ゴシック"/>
+                <w:b w:val="0"/>
+                <w:i w:val="0"/>
+                <w:sz w:val="17"/>
+              </w:rPr>
+              <w:t>県保健医療計画（第八次）を反映済み。第12版で、令和9年4月1日から地域医療構想が医療計画とは別の県の構想に改まること（改正後の医療法第30条の3の3）を第1章3に記載</w:t>
             </w:r>
           </w:p>
         </w:tc>
@@ -1527,7 +1674,7 @@
         </w:tc>
         <w:tc>
           <w:tcPr>
-            <w:tcW w:type="dxa" w:w="4535"/>
+            <w:tcW w:type="dxa" w:w="3175"/>
             <w:vAlign w:val="center"/>
           </w:tcPr>
           <w:p>
@@ -1547,7 +1694,7 @@
         </w:tc>
         <w:tc>
           <w:tcPr>
-            <w:tcW w:type="dxa" w:w="4535"/>
+            <w:tcW w:type="dxa" w:w="1134"/>
             <w:vAlign w:val="center"/>
           </w:tcPr>
           <w:p>
@@ -1561,7 +1708,27 @@
                 <w:i w:val="0"/>
                 <w:sz w:val="17"/>
               </w:rPr>
-              <w:t>第4章3の関連計画の表に健康増進計画の行を足す</w:t>
+              <w:t>完了</w:t>
+            </w:r>
+          </w:p>
+        </w:tc>
+        <w:tc>
+          <w:tcPr>
+            <w:tcW w:type="dxa" w:w="4762"/>
+            <w:vAlign w:val="center"/>
+          </w:tcPr>
+          <w:p>
+            <w:pPr>
+              <w:spacing w:before="20" w:after="20"/>
+            </w:pPr>
+            <w:r>
+              <w:rPr>
+                <w:rFonts w:ascii="游ゴシック" w:hAnsi="游ゴシック" w:eastAsia="游ゴシック"/>
+                <w:b w:val="0"/>
+                <w:i w:val="0"/>
+                <w:sz w:val="17"/>
+              </w:rPr>
+              <w:t>第4章3に保健・認知症の分野の関連計画（健康増進計画・特定健診等実施計画・一体的実施・市町村認知症施策推進計画）との役割分担の表を追加（第12版）。計画名・期間は町データ待ち</w:t>
             </w:r>
           </w:p>
         </w:tc>
@@ -1589,7 +1756,7 @@
         </w:tc>
         <w:tc>
           <w:tcPr>
-            <w:tcW w:type="dxa" w:w="4535"/>
+            <w:tcW w:type="dxa" w:w="3175"/>
             <w:vAlign w:val="center"/>
           </w:tcPr>
           <w:p>
@@ -1609,7 +1776,7 @@
         </w:tc>
         <w:tc>
           <w:tcPr>
-            <w:tcW w:type="dxa" w:w="4535"/>
+            <w:tcW w:type="dxa" w:w="1134"/>
             <w:vAlign w:val="center"/>
           </w:tcPr>
           <w:p>
@@ -1623,7 +1790,27 @@
                 <w:i w:val="0"/>
                 <w:sz w:val="17"/>
               </w:rPr>
-              <w:t>第1章7に庁内体制と開催予定を書く</w:t>
+              <w:t>確認中</w:t>
+            </w:r>
+          </w:p>
+        </w:tc>
+        <w:tc>
+          <w:tcPr>
+            <w:tcW w:type="dxa" w:w="4762"/>
+            <w:vAlign w:val="center"/>
+          </w:tcPr>
+          <w:p>
+            <w:pPr>
+              <w:spacing w:before="20" w:after="20"/>
+            </w:pPr>
+            <w:r>
+              <w:rPr>
+                <w:rFonts w:ascii="游ゴシック" w:hAnsi="游ゴシック" w:eastAsia="游ゴシック"/>
+                <w:b w:val="0"/>
+                <w:i w:val="0"/>
+                <w:sz w:val="17"/>
+              </w:rPr>
+              <w:t>第1章7に庁内の検討体制と関係する担当の表を追加（第12版）。会議の名称・構成・開催予定は町の決定待ち</w:t>
             </w:r>
           </w:p>
         </w:tc>
@@ -1651,7 +1838,7 @@
         </w:tc>
         <w:tc>
           <w:tcPr>
-            <w:tcW w:type="dxa" w:w="4535"/>
+            <w:tcW w:type="dxa" w:w="3175"/>
             <w:vAlign w:val="center"/>
           </w:tcPr>
           <w:p>
@@ -1671,7 +1858,7 @@
         </w:tc>
         <w:tc>
           <w:tcPr>
-            <w:tcW w:type="dxa" w:w="4535"/>
+            <w:tcW w:type="dxa" w:w="1134"/>
             <w:vAlign w:val="center"/>
           </w:tcPr>
           <w:p>
@@ -1685,7 +1872,27 @@
                 <w:i w:val="0"/>
                 <w:sz w:val="17"/>
               </w:rPr>
-              <w:t>住宅担当の関与を第1章7に書く</w:t>
+              <w:t>完了</w:t>
+            </w:r>
+          </w:p>
+        </w:tc>
+        <w:tc>
+          <w:tcPr>
+            <w:tcW w:type="dxa" w:w="4762"/>
+            <w:vAlign w:val="center"/>
+          </w:tcPr>
+          <w:p>
+            <w:pPr>
+              <w:spacing w:before="20" w:after="20"/>
+            </w:pPr>
+            <w:r>
+              <w:rPr>
+                <w:rFonts w:ascii="游ゴシック" w:hAnsi="游ゴシック" w:eastAsia="游ゴシック"/>
+                <w:b w:val="0"/>
+                <w:i w:val="0"/>
+                <w:sz w:val="17"/>
+              </w:rPr>
+              <w:t>協議会・関係団体ヒアリングに加え、第1章7に住宅担当の関与（有料老人ホーム・サ高住の入居定員、県の居住安定確保計画、公営住宅）を記載（第12版）</w:t>
             </w:r>
           </w:p>
         </w:tc>
@@ -1713,7 +1920,7 @@
         </w:tc>
         <w:tc>
           <w:tcPr>
-            <w:tcW w:type="dxa" w:w="4535"/>
+            <w:tcW w:type="dxa" w:w="3175"/>
             <w:vAlign w:val="center"/>
           </w:tcPr>
           <w:p>
@@ -1733,7 +1940,7 @@
         </w:tc>
         <w:tc>
           <w:tcPr>
-            <w:tcW w:type="dxa" w:w="4535"/>
+            <w:tcW w:type="dxa" w:w="1134"/>
             <w:vAlign w:val="center"/>
           </w:tcPr>
           <w:p>
@@ -1747,7 +1954,27 @@
                 <w:i w:val="0"/>
                 <w:sz w:val="17"/>
               </w:rPr>
-              <w:t>資料編8に指標の種類（アウトプット／アウトカム）の列を足す</w:t>
+              <w:t>完了</w:t>
+            </w:r>
+          </w:p>
+        </w:tc>
+        <w:tc>
+          <w:tcPr>
+            <w:tcW w:type="dxa" w:w="4762"/>
+            <w:vAlign w:val="center"/>
+          </w:tcPr>
+          <w:p>
+            <w:pPr>
+              <w:spacing w:before="20" w:after="20"/>
+            </w:pPr>
+            <w:r>
+              <w:rPr>
+                <w:rFonts w:ascii="游ゴシック" w:hAnsi="游ゴシック" w:eastAsia="游ゴシック"/>
+                <w:b w:val="0"/>
+                <w:i w:val="0"/>
+                <w:sz w:val="17"/>
+              </w:rPr>
+              <w:t>資料編8に成果指標48件の種類の一覧（アウトプット30件・アウトカム18件）を追加（第12版）。生成のたびに第5章の表から拾い、種類のない指標があれば止める</w:t>
             </w:r>
           </w:p>
         </w:tc>
@@ -1775,7 +2002,7 @@
         </w:tc>
         <w:tc>
           <w:tcPr>
-            <w:tcW w:type="dxa" w:w="4535"/>
+            <w:tcW w:type="dxa" w:w="3175"/>
             <w:vAlign w:val="center"/>
           </w:tcPr>
           <w:p>
@@ -1795,7 +2022,7 @@
         </w:tc>
         <w:tc>
           <w:tcPr>
-            <w:tcW w:type="dxa" w:w="4535"/>
+            <w:tcW w:type="dxa" w:w="1134"/>
             <w:vAlign w:val="center"/>
           </w:tcPr>
           <w:p>
@@ -1809,7 +2036,27 @@
                 <w:i w:val="0"/>
                 <w:sz w:val="17"/>
               </w:rPr>
-              <w:t>報告書で認定データ連携の有無を確認</w:t>
+              <w:t>資料徴求中</w:t>
+            </w:r>
+          </w:p>
+        </w:tc>
+        <w:tc>
+          <w:tcPr>
+            <w:tcW w:type="dxa" w:w="4762"/>
+            <w:vAlign w:val="center"/>
+          </w:tcPr>
+          <w:p>
+            <w:pPr>
+              <w:spacing w:before="20" w:after="20"/>
+            </w:pPr>
+            <w:r>
+              <w:rPr>
+                <w:rFonts w:ascii="游ゴシック" w:hAnsi="游ゴシック" w:eastAsia="游ゴシック"/>
+                <w:b w:val="0"/>
+                <w:i w:val="0"/>
+                <w:sz w:val="17"/>
+              </w:rPr>
+              <w:t>第2章2（2）。報告書（原本）に認定データとの連携の記載がなく、個票も未受領のため確かめられない</w:t>
             </w:r>
           </w:p>
         </w:tc>
@@ -1837,7 +2084,7 @@
         </w:tc>
         <w:tc>
           <w:tcPr>
-            <w:tcW w:type="dxa" w:w="4535"/>
+            <w:tcW w:type="dxa" w:w="3175"/>
             <w:vAlign w:val="center"/>
           </w:tcPr>
           <w:p>
@@ -1857,7 +2104,7 @@
         </w:tc>
         <w:tc>
           <w:tcPr>
-            <w:tcW w:type="dxa" w:w="4535"/>
+            <w:tcW w:type="dxa" w:w="1134"/>
             <w:vAlign w:val="center"/>
           </w:tcPr>
           <w:p>
@@ -1871,7 +2118,27 @@
                 <w:i w:val="0"/>
                 <w:sz w:val="17"/>
               </w:rPr>
-              <w:t>地域ケア会議の資料を依頼</w:t>
+              <w:t>資料徴求中</w:t>
+            </w:r>
+          </w:p>
+        </w:tc>
+        <w:tc>
+          <w:tcPr>
+            <w:tcW w:type="dxa" w:w="4762"/>
+            <w:vAlign w:val="center"/>
+          </w:tcPr>
+          <w:p>
+            <w:pPr>
+              <w:spacing w:before="20" w:after="20"/>
+            </w:pPr>
+            <w:r>
+              <w:rPr>
+                <w:rFonts w:ascii="游ゴシック" w:hAnsi="游ゴシック" w:eastAsia="游ゴシック"/>
+                <w:b w:val="0"/>
+                <w:i w:val="0"/>
+                <w:sz w:val="17"/>
+              </w:rPr>
+              <w:t>関係団体ヒアリング（地域福祉計画時）を引用。地域ケア会議の資料は未受領</w:t>
             </w:r>
           </w:p>
         </w:tc>
@@ -1899,7 +2166,7 @@
         </w:tc>
         <w:tc>
           <w:tcPr>
-            <w:tcW w:type="dxa" w:w="4535"/>
+            <w:tcW w:type="dxa" w:w="3175"/>
             <w:vAlign w:val="center"/>
           </w:tcPr>
           <w:p>
@@ -1919,7 +2186,7 @@
         </w:tc>
         <w:tc>
           <w:tcPr>
-            <w:tcW w:type="dxa" w:w="4535"/>
+            <w:tcW w:type="dxa" w:w="1134"/>
             <w:vAlign w:val="center"/>
           </w:tcPr>
           <w:p>
@@ -1933,7 +2200,27 @@
                 <w:i w:val="0"/>
                 <w:sz w:val="17"/>
               </w:rPr>
-              <w:t>ガイドラインと実施方針を照合</w:t>
+              <w:t>確認中</w:t>
+            </w:r>
+          </w:p>
+        </w:tc>
+        <w:tc>
+          <w:tcPr>
+            <w:tcW w:type="dxa" w:w="4762"/>
+            <w:vAlign w:val="center"/>
+          </w:tcPr>
+          <w:p>
+            <w:pPr>
+              <w:spacing w:before="20" w:after="20"/>
+            </w:pPr>
+            <w:r>
+              <w:rPr>
+                <w:rFonts w:ascii="游ゴシック" w:hAnsi="游ゴシック" w:eastAsia="游ゴシック"/>
+                <w:b w:val="0"/>
+                <w:i w:val="0"/>
+                <w:sz w:val="17"/>
+              </w:rPr>
+              <w:t>総合事業は第5章基本目標1②。第12版でガイドラインと照合して確定する旨を記載。照合は未了</w:t>
             </w:r>
           </w:p>
         </w:tc>
@@ -1961,7 +2248,7 @@
         </w:tc>
         <w:tc>
           <w:tcPr>
-            <w:tcW w:type="dxa" w:w="4535"/>
+            <w:tcW w:type="dxa" w:w="3175"/>
             <w:vAlign w:val="center"/>
           </w:tcPr>
           <w:p>
@@ -1981,7 +2268,7 @@
         </w:tc>
         <w:tc>
           <w:tcPr>
-            <w:tcW w:type="dxa" w:w="4535"/>
+            <w:tcW w:type="dxa" w:w="1134"/>
             <w:vAlign w:val="center"/>
           </w:tcPr>
           <w:p>
@@ -1995,7 +2282,27 @@
                 <w:i w:val="0"/>
                 <w:sz w:val="17"/>
               </w:rPr>
-              <w:t>町に実施の有無を確認</w:t>
+              <w:t>資料徴求中</w:t>
+            </w:r>
+          </w:p>
+        </w:tc>
+        <w:tc>
+          <w:tcPr>
+            <w:tcW w:type="dxa" w:w="4762"/>
+            <w:vAlign w:val="center"/>
+          </w:tcPr>
+          <w:p>
+            <w:pPr>
+              <w:spacing w:before="20" w:after="20"/>
+            </w:pPr>
+            <w:r>
+              <w:rPr>
+                <w:rFonts w:ascii="游ゴシック" w:hAnsi="游ゴシック" w:eastAsia="游ゴシック"/>
+                <w:b w:val="0"/>
+                <w:i w:val="0"/>
+                <w:sz w:val="17"/>
+              </w:rPr>
+              <w:t>重層的支援体制整備事業は第3期地域福祉計画が担うと整理。本町での実施の有無は町に照会（第12版で第1章2に印）</w:t>
             </w:r>
           </w:p>
         </w:tc>
@@ -2023,7 +2330,7 @@
         </w:tc>
         <w:tc>
           <w:tcPr>
-            <w:tcW w:type="dxa" w:w="4535"/>
+            <w:tcW w:type="dxa" w:w="3175"/>
             <w:vAlign w:val="center"/>
           </w:tcPr>
           <w:p>
@@ -2043,7 +2350,7 @@
         </w:tc>
         <w:tc>
           <w:tcPr>
-            <w:tcW w:type="dxa" w:w="4535"/>
+            <w:tcW w:type="dxa" w:w="1134"/>
             <w:vAlign w:val="center"/>
           </w:tcPr>
           <w:p>
@@ -2057,7 +2364,27 @@
                 <w:i w:val="0"/>
                 <w:sz w:val="17"/>
               </w:rPr>
-              <w:t>IIIa・IIIbの値を受領</w:t>
+              <w:t>確認中</w:t>
+            </w:r>
+          </w:p>
+        </w:tc>
+        <w:tc>
+          <w:tcPr>
+            <w:tcW w:type="dxa" w:w="4762"/>
+            <w:vAlign w:val="center"/>
+          </w:tcPr>
+          <w:p>
+            <w:pPr>
+              <w:spacing w:before="20" w:after="20"/>
+            </w:pPr>
+            <w:r>
+              <w:rPr>
+                <w:rFonts w:ascii="游ゴシック" w:hAnsi="游ゴシック" w:eastAsia="游ゴシック"/>
+                <w:b w:val="0"/>
+                <w:i w:val="0"/>
+                <w:sz w:val="17"/>
+              </w:rPr>
+              <w:t>介護度別と認知症高齢者の日常生活自立度を記載。自立度IIIa・IIIbの値が未受領（見える化Ｂ7の出力で確定と素案に記載）</w:t>
             </w:r>
           </w:p>
         </w:tc>
@@ -2085,7 +2412,7 @@
         </w:tc>
         <w:tc>
           <w:tcPr>
-            <w:tcW w:type="dxa" w:w="4535"/>
+            <w:tcW w:type="dxa" w:w="3175"/>
             <w:vAlign w:val="center"/>
           </w:tcPr>
           <w:p>
@@ -2105,7 +2432,7 @@
         </w:tc>
         <w:tc>
           <w:tcPr>
-            <w:tcW w:type="dxa" w:w="4535"/>
+            <w:tcW w:type="dxa" w:w="1134"/>
             <w:vAlign w:val="center"/>
           </w:tcPr>
           <w:p>
@@ -2119,7 +2446,27 @@
                 <w:i w:val="0"/>
                 <w:sz w:val="17"/>
               </w:rPr>
-              <w:t>県に確認</w:t>
+              <w:t>資料徴求中</w:t>
+            </w:r>
+          </w:p>
+        </w:tc>
+        <w:tc>
+          <w:tcPr>
+            <w:tcW w:type="dxa" w:w="4762"/>
+            <w:vAlign w:val="center"/>
+          </w:tcPr>
+          <w:p>
+            <w:pPr>
+              <w:spacing w:before="20" w:after="20"/>
+            </w:pPr>
+            <w:r>
+              <w:rPr>
+                <w:rFonts w:ascii="游ゴシック" w:hAnsi="游ゴシック" w:eastAsia="游ゴシック"/>
+                <w:b w:val="0"/>
+                <w:i w:val="0"/>
+                <w:sz w:val="17"/>
+              </w:rPr>
+              <w:t>第12版で、基金のメニューと県の交付要綱を県に確認中である旨を第5章 基本目標2⑥に記載</w:t>
             </w:r>
           </w:p>
         </w:tc>
@@ -2147,7 +2494,7 @@
         </w:tc>
         <w:tc>
           <w:tcPr>
-            <w:tcW w:type="dxa" w:w="4535"/>
+            <w:tcW w:type="dxa" w:w="3175"/>
             <w:vAlign w:val="center"/>
           </w:tcPr>
           <w:p>
@@ -2167,7 +2514,7 @@
         </w:tc>
         <w:tc>
           <w:tcPr>
-            <w:tcW w:type="dxa" w:w="4535"/>
+            <w:tcW w:type="dxa" w:w="1134"/>
             <w:vAlign w:val="center"/>
           </w:tcPr>
           <w:p>
@@ -2181,7 +2528,27 @@
                 <w:i w:val="0"/>
                 <w:sz w:val="17"/>
               </w:rPr>
-              <w:t>町内事業所の導入状況を確認</w:t>
+              <w:t>資料徴求中</w:t>
+            </w:r>
+          </w:p>
+        </w:tc>
+        <w:tc>
+          <w:tcPr>
+            <w:tcW w:type="dxa" w:w="4762"/>
+            <w:vAlign w:val="center"/>
+          </w:tcPr>
+          <w:p>
+            <w:pPr>
+              <w:spacing w:before="20" w:after="20"/>
+            </w:pPr>
+            <w:r>
+              <w:rPr>
+                <w:rFonts w:ascii="游ゴシック" w:hAnsi="游ゴシック" w:eastAsia="游ゴシック"/>
+                <w:b w:val="0"/>
+                <w:i w:val="0"/>
+                <w:sz w:val="17"/>
+              </w:rPr>
+              <w:t>ICT・介護テクノロジーとケアプランデータ連携システムの導入支援を記載（第12版）。町内事業所の導入状況は未把握</w:t>
             </w:r>
           </w:p>
         </w:tc>
@@ -2209,7 +2576,7 @@
         </w:tc>
         <w:tc>
           <w:tcPr>
-            <w:tcW w:type="dxa" w:w="4535"/>
+            <w:tcW w:type="dxa" w:w="3175"/>
             <w:vAlign w:val="center"/>
           </w:tcPr>
           <w:p>
@@ -2229,7 +2596,7 @@
         </w:tc>
         <w:tc>
           <w:tcPr>
-            <w:tcW w:type="dxa" w:w="4535"/>
+            <w:tcW w:type="dxa" w:w="1134"/>
             <w:vAlign w:val="center"/>
           </w:tcPr>
           <w:p>
@@ -2243,7 +2610,27 @@
                 <w:i w:val="0"/>
                 <w:sz w:val="17"/>
               </w:rPr>
-              <w:t>成果指標に定着の指標を足すか協議</w:t>
+              <w:t>要協議</w:t>
+            </w:r>
+          </w:p>
+        </w:tc>
+        <w:tc>
+          <w:tcPr>
+            <w:tcW w:type="dxa" w:w="4762"/>
+            <w:vAlign w:val="center"/>
+          </w:tcPr>
+          <w:p>
+            <w:pPr>
+              <w:spacing w:before="20" w:after="20"/>
+            </w:pPr>
+            <w:r>
+              <w:rPr>
+                <w:rFonts w:ascii="游ゴシック" w:hAnsi="游ゴシック" w:eastAsia="游ゴシック"/>
+                <w:b w:val="0"/>
+                <w:i w:val="0"/>
+                <w:sz w:val="17"/>
+              </w:rPr>
+              <w:t>第12版で、第5章 基本目標2⑥に介護職員の定着（町内事業所の離職率）の指標を追加。現状値の把握方法は協議会で決める</w:t>
             </w:r>
           </w:p>
         </w:tc>
@@ -2284,7 +2671,7 @@
           <w:i w:val="0"/>
           <w:sz w:val="21"/>
         </w:rPr>
-        <w:t>次の4点は、厚生労働省のサイトが当方の環境から見られないため未取得です。</w:t>
+        <w:t>次の4点は当方が未取得です。</w:t>
       </w:r>
       <w:r>
         <w:rPr>
@@ -2293,7 +2680,16 @@
           <w:i w:val="0"/>
           <w:sz w:val="21"/>
         </w:rPr>
-        <w:t xml:space="preserve"> とくに令和8年7月15日の全国介護保険担当課長会議資料は、保険料算定と調整交付金に関わるため、提供をお願いしたいものです。</w:t>
+        <w:t xml:space="preserve"> 厚生労働省のサイトには、令和8年10月20日から当方の環境から接続できるようになったため、次の作業で取得して素案と照合します。</w:t>
+      </w:r>
+      <w:r>
+        <w:rPr>
+          <w:rFonts w:ascii="游ゴシック" w:hAnsi="游ゴシック" w:eastAsia="游ゴシック"/>
+          <w:b/>
+          <w:i w:val="0"/>
+          <w:sz w:val="21"/>
+        </w:rPr>
+        <w:t>とくに令和8年7月15日の全国介護保険担当課長会議資料は、保険料算定と調整交付金に関わるため、最初に取得します。</w:t>
       </w:r>
     </w:p>
     <w:p>
@@ -2464,7 +2860,7 @@
                 <w:i w:val="0"/>
                 <w:sz w:val="17"/>
               </w:rPr>
-              <w:t>令和7年8月8日の第10期調査説明会資料は当方未取得（厚生労働省サイトは当方の環境から不通）。調査は国の様式で令和7年度に実施済み</w:t>
+              <w:t>令和7年8月8日の第10期調査説明会資料は当方未取得。調査は国の様式で令和7年度に実施済み</w:t>
             </w:r>
           </w:p>
         </w:tc>
@@ -3245,6 +3641,88 @@
                 <w:i w:val="0"/>
                 <w:sz w:val="17"/>
               </w:rPr>
+              <w:t>C044</w:t>
+            </w:r>
+          </w:p>
+        </w:tc>
+        <w:tc>
+          <w:tcPr>
+            <w:tcW w:type="dxa" w:w="1020"/>
+            <w:vAlign w:val="center"/>
+          </w:tcPr>
+          <w:p>
+            <w:pPr>
+              <w:spacing w:before="20" w:after="20"/>
+            </w:pPr>
+            <w:r>
+              <w:rPr>
+                <w:rFonts w:ascii="游ゴシック" w:hAnsi="游ゴシック" w:eastAsia="游ゴシック"/>
+                <w:b w:val="0"/>
+                <w:i w:val="0"/>
+                <w:sz w:val="17"/>
+              </w:rPr>
+              <w:t>資料徴求中</w:t>
+            </w:r>
+          </w:p>
+        </w:tc>
+        <w:tc>
+          <w:tcPr>
+            <w:tcW w:type="dxa" w:w="3742"/>
+            <w:vAlign w:val="center"/>
+          </w:tcPr>
+          <w:p>
+            <w:pPr>
+              <w:spacing w:before="20" w:after="20"/>
+            </w:pPr>
+            <w:r>
+              <w:rPr>
+                <w:rFonts w:ascii="游ゴシック" w:hAnsi="游ゴシック" w:eastAsia="游ゴシック"/>
+                <w:b w:val="0"/>
+                <w:i w:val="0"/>
+                <w:sz w:val="17"/>
+              </w:rPr>
+              <w:t>在宅介護実態調査の調査目的・認定情報との連携仕様を確認したか</w:t>
+            </w:r>
+          </w:p>
+        </w:tc>
+        <w:tc>
+          <w:tcPr>
+            <w:tcW w:type="dxa" w:w="4309"/>
+            <w:vAlign w:val="center"/>
+          </w:tcPr>
+          <w:p>
+            <w:pPr>
+              <w:spacing w:before="20" w:after="20"/>
+            </w:pPr>
+            <w:r>
+              <w:rPr>
+                <w:rFonts w:ascii="游ゴシック" w:hAnsi="游ゴシック" w:eastAsia="游ゴシック"/>
+                <w:b w:val="0"/>
+                <w:i w:val="0"/>
+                <w:sz w:val="17"/>
+              </w:rPr>
+              <w:t>第2章2（2）。報告書（原本）に認定データとの連携の記載がなく、個票も未受領のため確かめられない</w:t>
+            </w:r>
+          </w:p>
+        </w:tc>
+      </w:tr>
+      <w:tr>
+        <w:tc>
+          <w:tcPr>
+            <w:tcW w:type="dxa" w:w="680"/>
+            <w:vAlign w:val="center"/>
+          </w:tcPr>
+          <w:p>
+            <w:pPr>
+              <w:spacing w:before="20" w:after="20"/>
+            </w:pPr>
+            <w:r>
+              <w:rPr>
+                <w:rFonts w:ascii="游ゴシック" w:hAnsi="游ゴシック" w:eastAsia="游ゴシック"/>
+                <w:b w:val="0"/>
+                <w:i w:val="0"/>
+                <w:sz w:val="17"/>
+              </w:rPr>
               <w:t>C045</w:t>
             </w:r>
           </w:p>
@@ -3491,6 +3969,88 @@
                 <w:i w:val="0"/>
                 <w:sz w:val="17"/>
               </w:rPr>
+              <w:t>C050</w:t>
+            </w:r>
+          </w:p>
+        </w:tc>
+        <w:tc>
+          <w:tcPr>
+            <w:tcW w:type="dxa" w:w="1020"/>
+            <w:vAlign w:val="center"/>
+          </w:tcPr>
+          <w:p>
+            <w:pPr>
+              <w:spacing w:before="20" w:after="20"/>
+            </w:pPr>
+            <w:r>
+              <w:rPr>
+                <w:rFonts w:ascii="游ゴシック" w:hAnsi="游ゴシック" w:eastAsia="游ゴシック"/>
+                <w:b w:val="0"/>
+                <w:i w:val="0"/>
+                <w:sz w:val="17"/>
+              </w:rPr>
+              <w:t>資料徴求中</w:t>
+            </w:r>
+          </w:p>
+        </w:tc>
+        <w:tc>
+          <w:tcPr>
+            <w:tcW w:type="dxa" w:w="3742"/>
+            <w:vAlign w:val="center"/>
+          </w:tcPr>
+          <w:p>
+            <w:pPr>
+              <w:spacing w:before="20" w:after="20"/>
+            </w:pPr>
+            <w:r>
+              <w:rPr>
+                <w:rFonts w:ascii="游ゴシック" w:hAnsi="游ゴシック" w:eastAsia="游ゴシック"/>
+                <w:b w:val="0"/>
+                <w:i w:val="0"/>
+                <w:sz w:val="17"/>
+              </w:rPr>
+              <w:t>アンケート以外にインタビュー・地域ケア会議資料を活用したか</w:t>
+            </w:r>
+          </w:p>
+        </w:tc>
+        <w:tc>
+          <w:tcPr>
+            <w:tcW w:type="dxa" w:w="4309"/>
+            <w:vAlign w:val="center"/>
+          </w:tcPr>
+          <w:p>
+            <w:pPr>
+              <w:spacing w:before="20" w:after="20"/>
+            </w:pPr>
+            <w:r>
+              <w:rPr>
+                <w:rFonts w:ascii="游ゴシック" w:hAnsi="游ゴシック" w:eastAsia="游ゴシック"/>
+                <w:b w:val="0"/>
+                <w:i w:val="0"/>
+                <w:sz w:val="17"/>
+              </w:rPr>
+              <w:t>関係団体ヒアリング（地域福祉計画時）を引用。地域ケア会議の資料は未受領</w:t>
+            </w:r>
+          </w:p>
+        </w:tc>
+      </w:tr>
+      <w:tr>
+        <w:tc>
+          <w:tcPr>
+            <w:tcW w:type="dxa" w:w="680"/>
+            <w:vAlign w:val="center"/>
+          </w:tcPr>
+          <w:p>
+            <w:pPr>
+              <w:spacing w:before="20" w:after="20"/>
+            </w:pPr>
+            <w:r>
+              <w:rPr>
+                <w:rFonts w:ascii="游ゴシック" w:hAnsi="游ゴシック" w:eastAsia="游ゴシック"/>
+                <w:b w:val="0"/>
+                <w:i w:val="0"/>
+                <w:sz w:val="17"/>
+              </w:rPr>
               <w:t>C054</w:t>
             </w:r>
           </w:p>
@@ -3552,6 +4112,88 @@
                 <w:sz w:val="17"/>
               </w:rPr>
               <w:t>事業者との提供体制の協議は未実施</w:t>
+            </w:r>
+          </w:p>
+        </w:tc>
+      </w:tr>
+      <w:tr>
+        <w:tc>
+          <w:tcPr>
+            <w:tcW w:type="dxa" w:w="680"/>
+            <w:vAlign w:val="center"/>
+          </w:tcPr>
+          <w:p>
+            <w:pPr>
+              <w:spacing w:before="20" w:after="20"/>
+            </w:pPr>
+            <w:r>
+              <w:rPr>
+                <w:rFonts w:ascii="游ゴシック" w:hAnsi="游ゴシック" w:eastAsia="游ゴシック"/>
+                <w:b w:val="0"/>
+                <w:i w:val="0"/>
+                <w:sz w:val="17"/>
+              </w:rPr>
+              <w:t>C064</w:t>
+            </w:r>
+          </w:p>
+        </w:tc>
+        <w:tc>
+          <w:tcPr>
+            <w:tcW w:type="dxa" w:w="1020"/>
+            <w:vAlign w:val="center"/>
+          </w:tcPr>
+          <w:p>
+            <w:pPr>
+              <w:spacing w:before="20" w:after="20"/>
+            </w:pPr>
+            <w:r>
+              <w:rPr>
+                <w:rFonts w:ascii="游ゴシック" w:hAnsi="游ゴシック" w:eastAsia="游ゴシック"/>
+                <w:b w:val="0"/>
+                <w:i w:val="0"/>
+                <w:sz w:val="17"/>
+              </w:rPr>
+              <w:t>資料徴求中</w:t>
+            </w:r>
+          </w:p>
+        </w:tc>
+        <w:tc>
+          <w:tcPr>
+            <w:tcW w:type="dxa" w:w="3742"/>
+            <w:vAlign w:val="center"/>
+          </w:tcPr>
+          <w:p>
+            <w:pPr>
+              <w:spacing w:before="20" w:after="20"/>
+            </w:pPr>
+            <w:r>
+              <w:rPr>
+                <w:rFonts w:ascii="游ゴシック" w:hAnsi="游ゴシック" w:eastAsia="游ゴシック"/>
+                <w:b w:val="0"/>
+                <w:i w:val="0"/>
+                <w:sz w:val="17"/>
+              </w:rPr>
+              <w:t>重層的支援体制整備事業の実施有無を確認したか</w:t>
+            </w:r>
+          </w:p>
+        </w:tc>
+        <w:tc>
+          <w:tcPr>
+            <w:tcW w:type="dxa" w:w="4309"/>
+            <w:vAlign w:val="center"/>
+          </w:tcPr>
+          <w:p>
+            <w:pPr>
+              <w:spacing w:before="20" w:after="20"/>
+            </w:pPr>
+            <w:r>
+              <w:rPr>
+                <w:rFonts w:ascii="游ゴシック" w:hAnsi="游ゴシック" w:eastAsia="游ゴシック"/>
+                <w:b w:val="0"/>
+                <w:i w:val="0"/>
+                <w:sz w:val="17"/>
+              </w:rPr>
+              <w:t>重層的支援体制整備事業は第3期地域福祉計画が担うと整理。本町での実施の有無は町に照会（第12版で第1章2に印）</w:t>
             </w:r>
           </w:p>
         </w:tc>
@@ -3798,6 +4440,252 @@
                 <w:sz w:val="17"/>
               </w:rPr>
               <w:t>職種別・事業所別の欠員・離職・採用は未把握（介護人材実態調査未実施）</w:t>
+            </w:r>
+          </w:p>
+        </w:tc>
+      </w:tr>
+      <w:tr>
+        <w:tc>
+          <w:tcPr>
+            <w:tcW w:type="dxa" w:w="680"/>
+            <w:vAlign w:val="center"/>
+          </w:tcPr>
+          <w:p>
+            <w:pPr>
+              <w:spacing w:before="20" w:after="20"/>
+            </w:pPr>
+            <w:r>
+              <w:rPr>
+                <w:rFonts w:ascii="游ゴシック" w:hAnsi="游ゴシック" w:eastAsia="游ゴシック"/>
+                <w:b w:val="0"/>
+                <w:i w:val="0"/>
+                <w:sz w:val="17"/>
+              </w:rPr>
+              <w:t>C093</w:t>
+            </w:r>
+          </w:p>
+        </w:tc>
+        <w:tc>
+          <w:tcPr>
+            <w:tcW w:type="dxa" w:w="1020"/>
+            <w:vAlign w:val="center"/>
+          </w:tcPr>
+          <w:p>
+            <w:pPr>
+              <w:spacing w:before="20" w:after="20"/>
+            </w:pPr>
+            <w:r>
+              <w:rPr>
+                <w:rFonts w:ascii="游ゴシック" w:hAnsi="游ゴシック" w:eastAsia="游ゴシック"/>
+                <w:b w:val="0"/>
+                <w:i w:val="0"/>
+                <w:sz w:val="17"/>
+              </w:rPr>
+              <w:t>資料徴求中</w:t>
+            </w:r>
+          </w:p>
+        </w:tc>
+        <w:tc>
+          <w:tcPr>
+            <w:tcW w:type="dxa" w:w="3742"/>
+            <w:vAlign w:val="center"/>
+          </w:tcPr>
+          <w:p>
+            <w:pPr>
+              <w:spacing w:before="20" w:after="20"/>
+            </w:pPr>
+            <w:r>
+              <w:rPr>
+                <w:rFonts w:ascii="游ゴシック" w:hAnsi="游ゴシック" w:eastAsia="游ゴシック"/>
+                <w:b w:val="0"/>
+                <w:i w:val="0"/>
+                <w:sz w:val="17"/>
+              </w:rPr>
+              <w:t>地域医療介護総合確保基金のメニューと県交付要綱を確認したか</w:t>
+            </w:r>
+          </w:p>
+        </w:tc>
+        <w:tc>
+          <w:tcPr>
+            <w:tcW w:type="dxa" w:w="4309"/>
+            <w:vAlign w:val="center"/>
+          </w:tcPr>
+          <w:p>
+            <w:pPr>
+              <w:spacing w:before="20" w:after="20"/>
+            </w:pPr>
+            <w:r>
+              <w:rPr>
+                <w:rFonts w:ascii="游ゴシック" w:hAnsi="游ゴシック" w:eastAsia="游ゴシック"/>
+                <w:b w:val="0"/>
+                <w:i w:val="0"/>
+                <w:sz w:val="17"/>
+              </w:rPr>
+              <w:t>第12版で、基金のメニューと県の交付要綱を県に確認中である旨を第5章 基本目標2⑥に記載</w:t>
+            </w:r>
+          </w:p>
+        </w:tc>
+      </w:tr>
+      <w:tr>
+        <w:tc>
+          <w:tcPr>
+            <w:tcW w:type="dxa" w:w="680"/>
+            <w:vAlign w:val="center"/>
+          </w:tcPr>
+          <w:p>
+            <w:pPr>
+              <w:spacing w:before="20" w:after="20"/>
+            </w:pPr>
+            <w:r>
+              <w:rPr>
+                <w:rFonts w:ascii="游ゴシック" w:hAnsi="游ゴシック" w:eastAsia="游ゴシック"/>
+                <w:b w:val="0"/>
+                <w:i w:val="0"/>
+                <w:sz w:val="17"/>
+              </w:rPr>
+              <w:t>C094</w:t>
+            </w:r>
+          </w:p>
+        </w:tc>
+        <w:tc>
+          <w:tcPr>
+            <w:tcW w:type="dxa" w:w="1020"/>
+            <w:vAlign w:val="center"/>
+          </w:tcPr>
+          <w:p>
+            <w:pPr>
+              <w:spacing w:before="20" w:after="20"/>
+            </w:pPr>
+            <w:r>
+              <w:rPr>
+                <w:rFonts w:ascii="游ゴシック" w:hAnsi="游ゴシック" w:eastAsia="游ゴシック"/>
+                <w:b w:val="0"/>
+                <w:i w:val="0"/>
+                <w:sz w:val="17"/>
+              </w:rPr>
+              <w:t>資料徴求中</w:t>
+            </w:r>
+          </w:p>
+        </w:tc>
+        <w:tc>
+          <w:tcPr>
+            <w:tcW w:type="dxa" w:w="3742"/>
+            <w:vAlign w:val="center"/>
+          </w:tcPr>
+          <w:p>
+            <w:pPr>
+              <w:spacing w:before="20" w:after="20"/>
+            </w:pPr>
+            <w:r>
+              <w:rPr>
+                <w:rFonts w:ascii="游ゴシック" w:hAnsi="游ゴシック" w:eastAsia="游ゴシック"/>
+                <w:b w:val="0"/>
+                <w:i w:val="0"/>
+                <w:sz w:val="17"/>
+              </w:rPr>
+              <w:t>ICT・介護テクノロジー、ケアプランデータ連携の導入状況を確認したか</w:t>
+            </w:r>
+          </w:p>
+        </w:tc>
+        <w:tc>
+          <w:tcPr>
+            <w:tcW w:type="dxa" w:w="4309"/>
+            <w:vAlign w:val="center"/>
+          </w:tcPr>
+          <w:p>
+            <w:pPr>
+              <w:spacing w:before="20" w:after="20"/>
+            </w:pPr>
+            <w:r>
+              <w:rPr>
+                <w:rFonts w:ascii="游ゴシック" w:hAnsi="游ゴシック" w:eastAsia="游ゴシック"/>
+                <w:b w:val="0"/>
+                <w:i w:val="0"/>
+                <w:sz w:val="17"/>
+              </w:rPr>
+              <w:t>ICT・介護テクノロジーとケアプランデータ連携システムの導入支援を記載（第12版）。町内事業所の導入状況は未把握</w:t>
+            </w:r>
+          </w:p>
+        </w:tc>
+      </w:tr>
+      <w:tr>
+        <w:tc>
+          <w:tcPr>
+            <w:tcW w:type="dxa" w:w="680"/>
+            <w:vAlign w:val="center"/>
+          </w:tcPr>
+          <w:p>
+            <w:pPr>
+              <w:spacing w:before="20" w:after="20"/>
+            </w:pPr>
+            <w:r>
+              <w:rPr>
+                <w:rFonts w:ascii="游ゴシック" w:hAnsi="游ゴシック" w:eastAsia="游ゴシック"/>
+                <w:b w:val="0"/>
+                <w:i w:val="0"/>
+                <w:sz w:val="17"/>
+              </w:rPr>
+              <w:t>C096</w:t>
+            </w:r>
+          </w:p>
+        </w:tc>
+        <w:tc>
+          <w:tcPr>
+            <w:tcW w:type="dxa" w:w="1020"/>
+            <w:vAlign w:val="center"/>
+          </w:tcPr>
+          <w:p>
+            <w:pPr>
+              <w:spacing w:before="20" w:after="20"/>
+            </w:pPr>
+            <w:r>
+              <w:rPr>
+                <w:rFonts w:ascii="游ゴシック" w:hAnsi="游ゴシック" w:eastAsia="游ゴシック"/>
+                <w:b w:val="0"/>
+                <w:i w:val="0"/>
+                <w:sz w:val="17"/>
+              </w:rPr>
+              <w:t>要協議</w:t>
+            </w:r>
+          </w:p>
+        </w:tc>
+        <w:tc>
+          <w:tcPr>
+            <w:tcW w:type="dxa" w:w="3742"/>
+            <w:vAlign w:val="center"/>
+          </w:tcPr>
+          <w:p>
+            <w:pPr>
+              <w:spacing w:before="20" w:after="20"/>
+            </w:pPr>
+            <w:r>
+              <w:rPr>
+                <w:rFonts w:ascii="游ゴシック" w:hAnsi="游ゴシック" w:eastAsia="游ゴシック"/>
+                <w:b w:val="0"/>
+                <w:i w:val="0"/>
+                <w:sz w:val="17"/>
+              </w:rPr>
+              <w:t>人材施策のKPIを採用人数だけでなく定着率・稼働率等で設定したか</w:t>
+            </w:r>
+          </w:p>
+        </w:tc>
+        <w:tc>
+          <w:tcPr>
+            <w:tcW w:type="dxa" w:w="4309"/>
+            <w:vAlign w:val="center"/>
+          </w:tcPr>
+          <w:p>
+            <w:pPr>
+              <w:spacing w:before="20" w:after="20"/>
+            </w:pPr>
+            <w:r>
+              <w:rPr>
+                <w:rFonts w:ascii="游ゴシック" w:hAnsi="游ゴシック" w:eastAsia="游ゴシック"/>
+                <w:b w:val="0"/>
+                <w:i w:val="0"/>
+                <w:sz w:val="17"/>
+              </w:rPr>
+              <w:t>第12版で、第5章 基本目標2⑥に介護職員の定着（町内事業所の離職率）の指標を追加。現状値の把握方法は協議会で決める</w:t>
             </w:r>
           </w:p>
         </w:tc>

--- a/小野町_引継ぎ_整理済/12_進捗管理/小野町_第10期_策定チェックリストの確認結果_20261020.docx
+++ b/小野町_引継ぎ_整理済/12_進捗管理/小野町_第10期_策定チェックリストの確認結果_20261020.docx
@@ -300,7 +300,7 @@
             <w:b/>
             <w:sz w:val="22"/>
           </w:rPr>
-          <w:t xml:space="preserve">4　当方が未取得の国資料</w:t>
+          <w:t xml:space="preserve">4　国資料4件の取得と照合</w:t>
         </w:r>
         <w:r>
           <w:rPr>
@@ -644,7 +644,7 @@
                 <w:i w:val="0"/>
                 <w:sz w:val="17"/>
               </w:rPr>
-              <w:t>56件</w:t>
+              <w:t>57件</w:t>
             </w:r>
           </w:p>
         </w:tc>
@@ -664,7 +664,7 @@
                 <w:i w:val="0"/>
                 <w:sz w:val="17"/>
               </w:rPr>
-              <w:t>29件</w:t>
+              <w:t>30件</w:t>
             </w:r>
           </w:p>
         </w:tc>
@@ -706,7 +706,7 @@
                 <w:i w:val="0"/>
                 <w:sz w:val="17"/>
               </w:rPr>
-              <w:t>70件</w:t>
+              <w:t>73件</w:t>
             </w:r>
           </w:p>
         </w:tc>
@@ -726,7 +726,7 @@
                 <w:i w:val="0"/>
                 <w:sz w:val="17"/>
               </w:rPr>
-              <w:t>35件</w:t>
+              <w:t>38件</w:t>
             </w:r>
           </w:p>
         </w:tc>
@@ -892,7 +892,7 @@
                 <w:i w:val="0"/>
                 <w:sz w:val="17"/>
               </w:rPr>
-              <w:t>20件</w:t>
+              <w:t>16件</w:t>
             </w:r>
           </w:p>
         </w:tc>
@@ -912,7 +912,7 @@
                 <w:i w:val="0"/>
                 <w:sz w:val="17"/>
               </w:rPr>
-              <w:t>14件</w:t>
+              <w:t>10件</w:t>
             </w:r>
           </w:p>
         </w:tc>
@@ -2656,7 +2656,7 @@
           <w:color w:val="2E74B5"/>
           <w:sz w:val="30"/>
         </w:rPr>
-        <w:t>4　当方が未取得の国資料</w:t>
+        <w:t>4　国資料4件の取得と照合</w:t>
       </w:r>
       <w:bookmarkEnd w:id="104"/>
     </w:p>
@@ -2671,7 +2671,7 @@
           <w:i w:val="0"/>
           <w:sz w:val="21"/>
         </w:rPr>
-        <w:t>次の4点は当方が未取得です。</w:t>
+        <w:t>次の4点は、令和8年10月20日に厚生労働省のサイトから取得し、素案と照合しました。</w:t>
       </w:r>
       <w:r>
         <w:rPr>
@@ -2680,16 +2680,7 @@
           <w:i w:val="0"/>
           <w:sz w:val="21"/>
         </w:rPr>
-        <w:t xml:space="preserve"> 厚生労働省のサイトには、令和8年10月20日から当方の環境から接続できるようになったため、次の作業で取得して素案と照合します。</w:t>
-      </w:r>
-      <w:r>
-        <w:rPr>
-          <w:rFonts w:ascii="游ゴシック" w:hAnsi="游ゴシック" w:eastAsia="游ゴシック"/>
-          <w:b/>
-          <w:i w:val="0"/>
-          <w:sz w:val="21"/>
-        </w:rPr>
-        <w:t>とくに令和8年7月15日の全国介護保険担当課長会議資料は、保険料算定と調整交付金に関わるため、最初に取得します。</w:t>
+        <w:t xml:space="preserve"> 照合の結果と修正の対応方針は、別紙『国資料・審議会資料との照合と修正対応方針』にまとめています。</w:t>
       </w:r>
     </w:p>
     <w:p>
@@ -2705,7 +2696,7 @@
           <w:color w:val="1F4D78"/>
           <w:sz w:val="22"/>
         </w:rPr>
-        <w:t>【表3】当方が未取得の国資料</w:t>
+        <w:t>【表3】国資料4件の取得と照合</w:t>
       </w:r>
     </w:p>
     <w:tbl>
@@ -2729,8 +2720,9 @@
       </w:tblPr>
       <w:tblGrid>
         <w:gridCol w:w="680"/>
-        <w:gridCol w:w="3969"/>
-        <w:gridCol w:w="5102"/>
+        <w:gridCol w:w="3175"/>
+        <w:gridCol w:w="1020"/>
+        <w:gridCol w:w="4876"/>
       </w:tblGrid>
       <w:tr>
         <w:tc>
@@ -2758,7 +2750,7 @@
         </w:tc>
         <w:tc>
           <w:tcPr>
-            <w:tcW w:type="dxa" w:w="3969"/>
+            <w:tcW w:type="dxa" w:w="3175"/>
             <w:shd w:val="clear" w:fill="1F3864"/>
             <w:vAlign w:val="center"/>
           </w:tcPr>
@@ -2781,7 +2773,30 @@
         </w:tc>
         <w:tc>
           <w:tcPr>
-            <w:tcW w:type="dxa" w:w="5102"/>
+            <w:tcW w:type="dxa" w:w="1020"/>
+            <w:shd w:val="clear" w:fill="1F3864"/>
+            <w:vAlign w:val="center"/>
+          </w:tcPr>
+          <w:p>
+            <w:pPr>
+              <w:spacing w:before="20" w:after="20"/>
+              <w:jc w:val="center"/>
+            </w:pPr>
+            <w:r>
+              <w:rPr>
+                <w:rFonts w:ascii="游ゴシック" w:hAnsi="游ゴシック" w:eastAsia="游ゴシック"/>
+                <w:b/>
+                <w:i w:val="0"/>
+                <w:color w:val="FFFFFF"/>
+                <w:sz w:val="17"/>
+              </w:rPr>
+              <w:t>判定</w:t>
+            </w:r>
+          </w:p>
+        </w:tc>
+        <w:tc>
+          <w:tcPr>
+            <w:tcW w:type="dxa" w:w="4876"/>
             <w:shd w:val="clear" w:fill="1F3864"/>
             <w:vAlign w:val="center"/>
           </w:tcPr>
@@ -2826,7 +2841,7 @@
         </w:tc>
         <w:tc>
           <w:tcPr>
-            <w:tcW w:type="dxa" w:w="3969"/>
+            <w:tcW w:type="dxa" w:w="3175"/>
             <w:vAlign w:val="center"/>
           </w:tcPr>
           <w:p>
@@ -2846,7 +2861,7 @@
         </w:tc>
         <w:tc>
           <w:tcPr>
-            <w:tcW w:type="dxa" w:w="5102"/>
+            <w:tcW w:type="dxa" w:w="1020"/>
             <w:vAlign w:val="center"/>
           </w:tcPr>
           <w:p>
@@ -2860,7 +2875,27 @@
                 <w:i w:val="0"/>
                 <w:sz w:val="17"/>
               </w:rPr>
-              <w:t>令和7年8月8日の第10期調査説明会資料は当方未取得。調査は国の様式で令和7年度に実施済み</w:t>
+              <w:t>完了</w:t>
+            </w:r>
+          </w:p>
+        </w:tc>
+        <w:tc>
+          <w:tcPr>
+            <w:tcW w:type="dxa" w:w="4876"/>
+            <w:vAlign w:val="center"/>
+          </w:tcPr>
+          <w:p>
+            <w:pPr>
+              <w:spacing w:before="20" w:after="20"/>
+            </w:pPr>
+            <w:r>
+              <w:rPr>
+                <w:rFonts w:ascii="游ゴシック" w:hAnsi="游ゴシック" w:eastAsia="游ゴシック"/>
+                <w:b w:val="0"/>
+                <w:i w:val="0"/>
+                <w:sz w:val="17"/>
+              </w:rPr>
+              <w:t>令和7年8月8日の第10期調査説明会資料（資料1〜5）を取得（令和8年10月20日）。ニーズ調査・在宅介護実態調査は国の様式で令和7年度に実施済み</w:t>
             </w:r>
           </w:p>
         </w:tc>
@@ -2888,7 +2923,7 @@
         </w:tc>
         <w:tc>
           <w:tcPr>
-            <w:tcW w:type="dxa" w:w="3969"/>
+            <w:tcW w:type="dxa" w:w="3175"/>
             <w:vAlign w:val="center"/>
           </w:tcPr>
           <w:p>
@@ -2908,7 +2943,7 @@
         </w:tc>
         <w:tc>
           <w:tcPr>
-            <w:tcW w:type="dxa" w:w="5102"/>
+            <w:tcW w:type="dxa" w:w="1020"/>
             <w:vAlign w:val="center"/>
           </w:tcPr>
           <w:p>
@@ -2922,7 +2957,27 @@
                 <w:i w:val="0"/>
                 <w:sz w:val="17"/>
               </w:rPr>
-              <w:t>令和8年3月11日の全国担当課長会議資料は当方未取得</w:t>
+              <w:t>確認中</w:t>
+            </w:r>
+          </w:p>
+        </w:tc>
+        <w:tc>
+          <w:tcPr>
+            <w:tcW w:type="dxa" w:w="4876"/>
+            <w:vAlign w:val="center"/>
+          </w:tcPr>
+          <w:p>
+            <w:pPr>
+              <w:spacing w:before="20" w:after="20"/>
+            </w:pPr>
+            <w:r>
+              <w:rPr>
+                <w:rFonts w:ascii="游ゴシック" w:hAnsi="游ゴシック" w:eastAsia="游ゴシック"/>
+                <w:b w:val="0"/>
+                <w:i w:val="0"/>
+                <w:sz w:val="17"/>
+              </w:rPr>
+              <w:t>令和8年3月の全国担当課長会議資料を取得し照合。所得段階の年金収入等の基準額が82.65万円に改正済みで、素案の80万円は誤り</w:t>
             </w:r>
           </w:p>
         </w:tc>
@@ -2951,7 +3006,7 @@
         </w:tc>
         <w:tc>
           <w:tcPr>
-            <w:tcW w:type="dxa" w:w="3969"/>
+            <w:tcW w:type="dxa" w:w="3175"/>
             <w:vAlign w:val="center"/>
           </w:tcPr>
           <w:p>
@@ -2972,7 +3027,7 @@
         </w:tc>
         <w:tc>
           <w:tcPr>
-            <w:tcW w:type="dxa" w:w="5102"/>
+            <w:tcW w:type="dxa" w:w="1020"/>
             <w:vAlign w:val="center"/>
           </w:tcPr>
           <w:p>
@@ -2987,7 +3042,28 @@
                 <w:i w:val="0"/>
                 <w:sz w:val="17"/>
               </w:rPr>
-              <w:t>令和8年7月15日の全国介護保険担当課長会議資料は当方未取得。保険料算定・調整交付金に関わるため優先度が高い</w:t>
+              <w:t>確認中</w:t>
+            </w:r>
+          </w:p>
+        </w:tc>
+        <w:tc>
+          <w:tcPr>
+            <w:tcW w:type="dxa" w:w="4876"/>
+            <w:vAlign w:val="center"/>
+          </w:tcPr>
+          <w:p>
+            <w:pPr>
+              <w:keepNext/>
+              <w:spacing w:before="20" w:after="20"/>
+            </w:pPr>
+            <w:r>
+              <w:rPr>
+                <w:rFonts w:ascii="游ゴシック" w:hAnsi="游ゴシック" w:eastAsia="游ゴシック"/>
+                <w:b w:val="0"/>
+                <w:i w:val="0"/>
+                <w:sz w:val="17"/>
+              </w:rPr>
+              <w:t>令和8年7月15日の全国介護保険担当課長会議資料を取得し照合。基本指針の告示は令和8年11月の予定（素案は令和9年1月）。特定地域で本町は振興山村の一部指定として掲載。標準段階・補正係数・改定率は未提示</w:t>
             </w:r>
           </w:p>
         </w:tc>
@@ -3015,7 +3091,7 @@
         </w:tc>
         <w:tc>
           <w:tcPr>
-            <w:tcW w:type="dxa" w:w="3969"/>
+            <w:tcW w:type="dxa" w:w="3175"/>
             <w:vAlign w:val="center"/>
           </w:tcPr>
           <w:p>
@@ -3035,7 +3111,7 @@
         </w:tc>
         <w:tc>
           <w:tcPr>
-            <w:tcW w:type="dxa" w:w="5102"/>
+            <w:tcW w:type="dxa" w:w="1020"/>
             <w:vAlign w:val="center"/>
           </w:tcPr>
           <w:p>
@@ -3049,7 +3125,27 @@
                 <w:i w:val="0"/>
                 <w:sz w:val="17"/>
               </w:rPr>
-              <w:t>令和8年9月の地域分析手引き改訂版は当方未取得</w:t>
+              <w:t>確認中</w:t>
+            </w:r>
+          </w:p>
+        </w:tc>
+        <w:tc>
+          <w:tcPr>
+            <w:tcW w:type="dxa" w:w="4876"/>
+            <w:vAlign w:val="center"/>
+          </w:tcPr>
+          <w:p>
+            <w:pPr>
+              <w:spacing w:before="20" w:after="20"/>
+            </w:pPr>
+            <w:r>
+              <w:rPr>
+                <w:rFonts w:ascii="游ゴシック" w:hAnsi="游ゴシック" w:eastAsia="游ゴシック"/>
+                <w:b w:val="0"/>
+                <w:i w:val="0"/>
+                <w:sz w:val="17"/>
+              </w:rPr>
+              <w:t>令和8年9月改訂版の地域分析の手引きを取得し照合。別表1の指標のうち介護SCRと死亡場所別の死亡数が素案にない</w:t>
             </w:r>
           </w:p>
         </w:tc>

--- a/小野町_引継ぎ_整理済/12_進捗管理/小野町_第10期_策定チェックリストの確認結果_20261020.docx
+++ b/小野町_引継ぎ_整理済/12_進捗管理/小野町_第10期_策定チェックリストの確認結果_20261020.docx
@@ -451,7 +451,7 @@
           <w:i w:val="0"/>
           <w:sz w:val="21"/>
         </w:rPr>
-        <w:t>受領したチェックリスト（176項目）の各項目を、高齢者計画素案（第12版）と当方の関連成果品に当てて判定しました。</w:t>
+        <w:t>受領したチェックリスト（176項目）の各項目を、高齢者計画素案（第13版）と当方の関連成果品に当てて判定しました。</w:t>
       </w:r>
       <w:r>
         <w:rPr>
@@ -644,7 +644,7 @@
                 <w:i w:val="0"/>
                 <w:sz w:val="17"/>
               </w:rPr>
-              <w:t>57件</w:t>
+              <w:t>58件</w:t>
             </w:r>
           </w:p>
         </w:tc>
@@ -664,7 +664,7 @@
                 <w:i w:val="0"/>
                 <w:sz w:val="17"/>
               </w:rPr>
-              <w:t>30件</w:t>
+              <w:t>31件</w:t>
             </w:r>
           </w:p>
         </w:tc>
@@ -706,7 +706,7 @@
                 <w:i w:val="0"/>
                 <w:sz w:val="17"/>
               </w:rPr>
-              <w:t>73件</w:t>
+              <w:t>72件</w:t>
             </w:r>
           </w:p>
         </w:tc>
@@ -726,7 +726,7 @@
                 <w:i w:val="0"/>
                 <w:sz w:val="17"/>
               </w:rPr>
-              <w:t>38件</w:t>
+              <w:t>37件</w:t>
             </w:r>
           </w:p>
         </w:tc>
@@ -2957,7 +2957,7 @@
                 <w:i w:val="0"/>
                 <w:sz w:val="17"/>
               </w:rPr>
-              <w:t>確認中</w:t>
+              <w:t>完了</w:t>
             </w:r>
           </w:p>
         </w:tc>
@@ -2977,7 +2977,7 @@
                 <w:i w:val="0"/>
                 <w:sz w:val="17"/>
               </w:rPr>
-              <w:t>令和8年3月の全国担当課長会議資料を取得し照合。所得段階の年金収入等の基準額が82.65万円に改正済みで、素案の80万円は誤り</w:t>
+              <w:t>令和8年3月の全国担当課長会議資料を取得し照合。所得段階の年金収入等の基準額（82.65万円への政令改正）を第13版に反映</w:t>
             </w:r>
           </w:p>
         </w:tc>
@@ -3063,7 +3063,7 @@
                 <w:i w:val="0"/>
                 <w:sz w:val="17"/>
               </w:rPr>
-              <w:t>令和8年7月15日の全国介護保険担当課長会議資料を取得し照合。基本指針の告示は令和8年11月の予定（素案は令和9年1月）。特定地域で本町は振興山村の一部指定として掲載。標準段階・補正係数・改定率は未提示</w:t>
+              <w:t>令和8年7月15日の全国介護保険担当課長会議資料を取得し照合。基本指針の告示は令和8年11月の予定（素案は令和9年1月）。特定地域で本町は振興山村の一部指定として掲載。標準段階・補正係数・改定率は未提示。告示時期・特定地域・拠点事業・身寄りの相談は第13版に反映</w:t>
             </w:r>
           </w:p>
         </w:tc>
@@ -3145,7 +3145,7 @@
                 <w:i w:val="0"/>
                 <w:sz w:val="17"/>
               </w:rPr>
-              <w:t>令和8年9月改訂版の地域分析の手引きを取得し照合。別表1の指標のうち介護SCRと死亡場所別の死亡数が素案にない</w:t>
+              <w:t>令和8年9月改訂版の地域分析の手引きを取得し照合。基本指針の案の別表1の指標と本計画の対応を資料編12に置いた（第13版）。介護SCRと死亡場所別の死亡数は見える化出力待ち</w:t>
             </w:r>
           </w:p>
         </w:tc>
